--- a/data/软著材料/热带水果数据集采集系统-软件设计说明书.docx
+++ b/data/软著材料/热带水果数据集采集系统-软件设计说明书.docx
@@ -72,19 +72,22 @@
     <w:p/>
     <w:p>
       <w:pPr>
-        <w:pStyle w:val="Heading2"/>
+        <w:jc w:val="center"/>
       </w:pPr>
       <w:r>
         <w:rPr>
           <w:rFonts w:ascii="黑体" w:hAnsi="黑体" w:eastAsia="黑体"/>
+          <w:b/>
+          <w:sz w:val="24"/>
         </w:rPr>
-        <w:t>主要完成人及分工</w:t>
+        <w:t>表1 主要完成人及分工</w:t>
       </w:r>
     </w:p>
     <w:tbl>
       <w:tblPr>
         <w:tblStyle w:val="TableGrid"/>
         <w:tblW w:type="auto" w:w="0"/>
+        <w:jc w:val="center"/>
         <w:tblLook w:firstColumn="1" w:firstRow="1" w:lastColumn="0" w:lastRow="0" w:noHBand="0" w:noVBand="1" w:val="04A0"/>
       </w:tblPr>
       <w:tblGrid>
@@ -97,7 +100,15 @@
             <w:tcW w:type="dxa" w:w="4320"/>
           </w:tcPr>
           <w:p>
+            <w:pPr>
+              <w:jc w:val="center"/>
+            </w:pPr>
             <w:r>
+              <w:rPr>
+                <w:rFonts w:ascii="宋体" w:hAnsi="宋体" w:eastAsia="宋体"/>
+                <w:b/>
+                <w:sz w:val="24"/>
+              </w:rPr>
               <w:t>姓名</w:t>
             </w:r>
           </w:p>
@@ -107,7 +118,15 @@
             <w:tcW w:type="dxa" w:w="4320"/>
           </w:tcPr>
           <w:p>
+            <w:pPr>
+              <w:jc w:val="center"/>
+            </w:pPr>
             <w:r>
+              <w:rPr>
+                <w:rFonts w:ascii="宋体" w:hAnsi="宋体" w:eastAsia="宋体"/>
+                <w:b/>
+                <w:sz w:val="24"/>
+              </w:rPr>
               <w:t>分工</w:t>
             </w:r>
           </w:p>
@@ -119,7 +138,15 @@
             <w:tcW w:type="dxa" w:w="4320"/>
           </w:tcPr>
           <w:p>
+            <w:pPr>
+              <w:jc w:val="center"/>
+            </w:pPr>
             <w:r>
+              <w:rPr>
+                <w:rFonts w:ascii="宋体" w:hAnsi="宋体" w:eastAsia="宋体"/>
+                <w:b w:val="0"/>
+                <w:sz w:val="24"/>
+              </w:rPr>
               <w:t>（请填写）</w:t>
             </w:r>
           </w:p>
@@ -129,7 +156,15 @@
             <w:tcW w:type="dxa" w:w="4320"/>
           </w:tcPr>
           <w:p>
+            <w:pPr>
+              <w:jc w:val="center"/>
+            </w:pPr>
             <w:r>
+              <w:rPr>
+                <w:rFonts w:ascii="宋体" w:hAnsi="宋体" w:eastAsia="宋体"/>
+                <w:b w:val="0"/>
+                <w:sz w:val="24"/>
+              </w:rPr>
               <w:t>软件总体设计、Android 端集成</w:t>
             </w:r>
           </w:p>
@@ -141,7 +176,15 @@
             <w:tcW w:type="dxa" w:w="4320"/>
           </w:tcPr>
           <w:p>
+            <w:pPr>
+              <w:jc w:val="center"/>
+            </w:pPr>
             <w:r>
+              <w:rPr>
+                <w:rFonts w:ascii="宋体" w:hAnsi="宋体" w:eastAsia="宋体"/>
+                <w:b w:val="0"/>
+                <w:sz w:val="24"/>
+              </w:rPr>
               <w:t>（请填写）</w:t>
             </w:r>
           </w:p>
@@ -151,7 +194,15 @@
             <w:tcW w:type="dxa" w:w="4320"/>
           </w:tcPr>
           <w:p>
+            <w:pPr>
+              <w:jc w:val="center"/>
+            </w:pPr>
             <w:r>
+              <w:rPr>
+                <w:rFonts w:ascii="宋体" w:hAnsi="宋体" w:eastAsia="宋体"/>
+                <w:b w:val="0"/>
+                <w:sz w:val="24"/>
+              </w:rPr>
               <w:t>前端界面与采集流程开发</w:t>
             </w:r>
           </w:p>
@@ -163,7 +214,15 @@
             <w:tcW w:type="dxa" w:w="4320"/>
           </w:tcPr>
           <w:p>
+            <w:pPr>
+              <w:jc w:val="center"/>
+            </w:pPr>
             <w:r>
+              <w:rPr>
+                <w:rFonts w:ascii="宋体" w:hAnsi="宋体" w:eastAsia="宋体"/>
+                <w:b w:val="0"/>
+                <w:sz w:val="24"/>
+              </w:rPr>
               <w:t>（请填写）</w:t>
             </w:r>
           </w:p>
@@ -173,7 +232,15 @@
             <w:tcW w:type="dxa" w:w="4320"/>
           </w:tcPr>
           <w:p>
+            <w:pPr>
+              <w:jc w:val="center"/>
+            </w:pPr>
             <w:r>
+              <w:rPr>
+                <w:rFonts w:ascii="宋体" w:hAnsi="宋体" w:eastAsia="宋体"/>
+                <w:b w:val="0"/>
+                <w:sz w:val="24"/>
+              </w:rPr>
               <w:t>数据存储、命名规则与导出模块开发</w:t>
             </w:r>
           </w:p>
@@ -230,49 +297,258 @@
     </w:p>
     <w:p>
       <w:pPr>
-        <w:spacing w:line="360" w:lineRule="auto"/>
-        <w:ind w:firstLine="420"/>
+        <w:jc w:val="center"/>
       </w:pPr>
       <w:r>
-        <w:t>开发语言：TypeScript、JavaScript、Java、HTML、CSS</w:t>
+        <w:rPr>
+          <w:rFonts w:ascii="黑体" w:hAnsi="黑体" w:eastAsia="黑体"/>
+          <w:b/>
+          <w:sz w:val="24"/>
+        </w:rPr>
+        <w:t>表1 开发环境与工具</w:t>
       </w:r>
     </w:p>
-    <w:p>
-      <w:pPr>
-        <w:spacing w:line="360" w:lineRule="auto"/>
-        <w:ind w:firstLine="420"/>
-      </w:pPr>
-      <w:r>
-        <w:t>前端框架：React 18、Vite 5</w:t>
-      </w:r>
-    </w:p>
-    <w:p>
-      <w:pPr>
-        <w:spacing w:line="360" w:lineRule="auto"/>
-        <w:ind w:firstLine="420"/>
-      </w:pPr>
-      <w:r>
-        <w:t>原生桥接：Capacitor 7（Camera、Filesystem、Geolocation、Share、Media）</w:t>
-      </w:r>
-    </w:p>
-    <w:p>
-      <w:pPr>
-        <w:spacing w:line="360" w:lineRule="auto"/>
-        <w:ind w:firstLine="420"/>
-      </w:pPr>
-      <w:r>
-        <w:t>Android 构建：Gradle 8、Android SDK 35</w:t>
-      </w:r>
-    </w:p>
-    <w:p>
-      <w:pPr>
-        <w:spacing w:line="360" w:lineRule="auto"/>
-        <w:ind w:firstLine="420"/>
-      </w:pPr>
-      <w:r>
-        <w:t>版本管理：Git、GitHub Actions 云端构建</w:t>
-      </w:r>
-    </w:p>
+    <w:tbl>
+      <w:tblPr>
+        <w:tblStyle w:val="TableGrid"/>
+        <w:tblW w:type="auto" w:w="0"/>
+        <w:jc w:val="center"/>
+        <w:tblLook w:firstColumn="1" w:firstRow="1" w:lastColumn="0" w:lastRow="0" w:noHBand="0" w:noVBand="1" w:val="04A0"/>
+      </w:tblPr>
+      <w:tblGrid>
+        <w:gridCol w:w="4320"/>
+        <w:gridCol w:w="4320"/>
+      </w:tblGrid>
+      <w:tr>
+        <w:tc>
+          <w:tcPr>
+            <w:tcW w:type="dxa" w:w="4320"/>
+          </w:tcPr>
+          <w:p>
+            <w:pPr>
+              <w:jc w:val="center"/>
+            </w:pPr>
+            <w:r>
+              <w:rPr>
+                <w:rFonts w:ascii="宋体" w:hAnsi="宋体" w:eastAsia="宋体"/>
+                <w:b/>
+                <w:sz w:val="24"/>
+              </w:rPr>
+              <w:t>类别</w:t>
+            </w:r>
+          </w:p>
+        </w:tc>
+        <w:tc>
+          <w:tcPr>
+            <w:tcW w:type="dxa" w:w="4320"/>
+          </w:tcPr>
+          <w:p>
+            <w:pPr>
+              <w:jc w:val="center"/>
+            </w:pPr>
+            <w:r>
+              <w:rPr>
+                <w:rFonts w:ascii="宋体" w:hAnsi="宋体" w:eastAsia="宋体"/>
+                <w:b/>
+                <w:sz w:val="24"/>
+              </w:rPr>
+              <w:t>说明</w:t>
+            </w:r>
+          </w:p>
+        </w:tc>
+      </w:tr>
+      <w:tr>
+        <w:tc>
+          <w:tcPr>
+            <w:tcW w:type="dxa" w:w="4320"/>
+          </w:tcPr>
+          <w:p>
+            <w:pPr>
+              <w:jc w:val="center"/>
+            </w:pPr>
+            <w:r>
+              <w:rPr>
+                <w:rFonts w:ascii="宋体" w:hAnsi="宋体" w:eastAsia="宋体"/>
+                <w:b w:val="0"/>
+                <w:sz w:val="24"/>
+              </w:rPr>
+              <w:t>开发语言</w:t>
+            </w:r>
+          </w:p>
+        </w:tc>
+        <w:tc>
+          <w:tcPr>
+            <w:tcW w:type="dxa" w:w="4320"/>
+          </w:tcPr>
+          <w:p>
+            <w:pPr>
+              <w:jc w:val="center"/>
+            </w:pPr>
+            <w:r>
+              <w:rPr>
+                <w:rFonts w:ascii="宋体" w:hAnsi="宋体" w:eastAsia="宋体"/>
+                <w:b w:val="0"/>
+                <w:sz w:val="24"/>
+              </w:rPr>
+              <w:t>TypeScript、JavaScript、Java、HTML、CSS</w:t>
+            </w:r>
+          </w:p>
+        </w:tc>
+      </w:tr>
+      <w:tr>
+        <w:tc>
+          <w:tcPr>
+            <w:tcW w:type="dxa" w:w="4320"/>
+          </w:tcPr>
+          <w:p>
+            <w:pPr>
+              <w:jc w:val="center"/>
+            </w:pPr>
+            <w:r>
+              <w:rPr>
+                <w:rFonts w:ascii="宋体" w:hAnsi="宋体" w:eastAsia="宋体"/>
+                <w:b w:val="0"/>
+                <w:sz w:val="24"/>
+              </w:rPr>
+              <w:t>前端框架</w:t>
+            </w:r>
+          </w:p>
+        </w:tc>
+        <w:tc>
+          <w:tcPr>
+            <w:tcW w:type="dxa" w:w="4320"/>
+          </w:tcPr>
+          <w:p>
+            <w:pPr>
+              <w:jc w:val="center"/>
+            </w:pPr>
+            <w:r>
+              <w:rPr>
+                <w:rFonts w:ascii="宋体" w:hAnsi="宋体" w:eastAsia="宋体"/>
+                <w:b w:val="0"/>
+                <w:sz w:val="24"/>
+              </w:rPr>
+              <w:t>React 18、Vite 5</w:t>
+            </w:r>
+          </w:p>
+        </w:tc>
+      </w:tr>
+      <w:tr>
+        <w:tc>
+          <w:tcPr>
+            <w:tcW w:type="dxa" w:w="4320"/>
+          </w:tcPr>
+          <w:p>
+            <w:pPr>
+              <w:jc w:val="center"/>
+            </w:pPr>
+            <w:r>
+              <w:rPr>
+                <w:rFonts w:ascii="宋体" w:hAnsi="宋体" w:eastAsia="宋体"/>
+                <w:b w:val="0"/>
+                <w:sz w:val="24"/>
+              </w:rPr>
+              <w:t>原生桥接</w:t>
+            </w:r>
+          </w:p>
+        </w:tc>
+        <w:tc>
+          <w:tcPr>
+            <w:tcW w:type="dxa" w:w="4320"/>
+          </w:tcPr>
+          <w:p>
+            <w:pPr>
+              <w:jc w:val="center"/>
+            </w:pPr>
+            <w:r>
+              <w:rPr>
+                <w:rFonts w:ascii="宋体" w:hAnsi="宋体" w:eastAsia="宋体"/>
+                <w:b w:val="0"/>
+                <w:sz w:val="24"/>
+              </w:rPr>
+              <w:t>Capacitor 7（Camera、Filesystem、Geolocation、Share、Media）</w:t>
+            </w:r>
+          </w:p>
+        </w:tc>
+      </w:tr>
+      <w:tr>
+        <w:tc>
+          <w:tcPr>
+            <w:tcW w:type="dxa" w:w="4320"/>
+          </w:tcPr>
+          <w:p>
+            <w:pPr>
+              <w:jc w:val="center"/>
+            </w:pPr>
+            <w:r>
+              <w:rPr>
+                <w:rFonts w:ascii="宋体" w:hAnsi="宋体" w:eastAsia="宋体"/>
+                <w:b w:val="0"/>
+                <w:sz w:val="24"/>
+              </w:rPr>
+              <w:t>Android 构建</w:t>
+            </w:r>
+          </w:p>
+        </w:tc>
+        <w:tc>
+          <w:tcPr>
+            <w:tcW w:type="dxa" w:w="4320"/>
+          </w:tcPr>
+          <w:p>
+            <w:pPr>
+              <w:jc w:val="center"/>
+            </w:pPr>
+            <w:r>
+              <w:rPr>
+                <w:rFonts w:ascii="宋体" w:hAnsi="宋体" w:eastAsia="宋体"/>
+                <w:b w:val="0"/>
+                <w:sz w:val="24"/>
+              </w:rPr>
+              <w:t>Gradle 8、Android SDK 35</w:t>
+            </w:r>
+          </w:p>
+        </w:tc>
+      </w:tr>
+      <w:tr>
+        <w:tc>
+          <w:tcPr>
+            <w:tcW w:type="dxa" w:w="4320"/>
+          </w:tcPr>
+          <w:p>
+            <w:pPr>
+              <w:jc w:val="center"/>
+            </w:pPr>
+            <w:r>
+              <w:rPr>
+                <w:rFonts w:ascii="宋体" w:hAnsi="宋体" w:eastAsia="宋体"/>
+                <w:b w:val="0"/>
+                <w:sz w:val="24"/>
+              </w:rPr>
+              <w:t>版本管理</w:t>
+            </w:r>
+          </w:p>
+        </w:tc>
+        <w:tc>
+          <w:tcPr>
+            <w:tcW w:type="dxa" w:w="4320"/>
+          </w:tcPr>
+          <w:p>
+            <w:pPr>
+              <w:jc w:val="center"/>
+            </w:pPr>
+            <w:r>
+              <w:rPr>
+                <w:rFonts w:ascii="宋体" w:hAnsi="宋体" w:eastAsia="宋体"/>
+                <w:b w:val="0"/>
+                <w:sz w:val="24"/>
+              </w:rPr>
+              <w:t>Git、GitHub Actions 云端构建</w:t>
+            </w:r>
+          </w:p>
+        </w:tc>
+      </w:tr>
+    </w:tbl>
+    <w:p/>
     <w:p>
       <w:pPr>
         <w:pStyle w:val="Heading1"/>
@@ -290,7 +566,7 @@
         <w:ind w:firstLine="420"/>
       </w:pPr>
       <w:r>
-        <w:t>系统分为表现层、业务逻辑层与数据持久层。表现层包括 HomePage、CollectForm、RecordList、RecordDetail、ExportPage 等 React 组件；业务逻辑层包括 disease（病害字典与解析）、naming（命名规则引擎）、fileStorage（手机文件写入与相册保存）、photoUtils（缩略图压缩）、exportGroups（导出批次分组）、export（数据集导出）、storage（本地记录与 lastDisease 缓存）；数据持久层包括浏览器 LocalStorage 应用记录及 Android External 目录原图副本。</w:t>
+        <w:t>系统分为表现层、业务逻辑层与数据持久层。表现层包括 HomePage、CollectForm、RecordList、RecordDetail、ExportPage 等 React 组件；业务逻辑层包括 disease（病害字典与解析）、naming（命名规则引擎）、fileStorage（相册优先保存与本地副本）、fsUtils（文件系统安全写入）、photoUtils（缩略图压缩）、exportGroups（导出批次分组）、export（数据集导出）、storage（本地记录与 lastDisease 缓存）；数据持久层包括浏览器 LocalStorage 缩略图与元数据，以及 Android Directory.Data 原图副本。</w:t>
       </w:r>
     </w:p>
     <w:p>
@@ -375,7 +651,7 @@
         <w:ind w:firstLine="420"/>
       </w:pPr>
       <w:r>
-        <w:t>软件在 Android 10 及以上机型及浏览器环境完成功能测试，覆盖连续拍照、病害标注（含未知/上一个病害）、属性命名、手机存储、列表检索、编辑删除及数据集导出等核心用例。应用安装包通过 GitHub Actions 自动构建，生成 app-debug.apk 供部署测试。</w:t>
+        <w:t>软件在 Android 10 及以上机型及浏览器环境完成功能测试，覆盖连续拍照、病害标注（含未知/上一个病害）、属性命名、手机存储、列表检索、编辑删除及数据集导出等核心用例。项目内置 E2E 自动化测试（scripts/e2e-test.mjs），验证多图保存与自定义名称导出流程。应用安装包通过 GitHub Actions 自动构建，生成 app-debug.apk 供部署测试。</w:t>
       </w:r>
     </w:p>
     <w:sectPr>
